--- a/COLA_APRESENTACAO.docx
+++ b/COLA_APRESENTACAO.docx
@@ -258,7 +258,7 @@
                 <w:color w:val="1A1A1A"/>
                 <w:sz w:val="23"/>
               </w:rPr>
-              <w:t>4 reprovações confirmadas · pior 1,66:1</w:t>
+              <w:t>3 reprovações confirmadas · pior 1,66:1</w:t>
             </w:r>
             <w:r>
               <w:rPr>
@@ -309,7 +309,7 @@
                 <w:color w:val="1A1A1A"/>
                 <w:sz w:val="23"/>
               </w:rPr>
-              <w:t>330 px de conteúdo em tela de 320 px · 23 de 51 alvos &lt; 24×24 px · viewport 412×915</w:t>
+              <w:t>23 de 58 alvos &lt; 24×24 px · 3 elementos cortados com espaçamento ampliado · reflow em 320 px OK · viewport 412×915</w:t>
             </w:r>
           </w:p>
         </w:tc>
@@ -501,7 +501,7 @@
           <w:color w:val="1A1A1A"/>
           <w:sz w:val="23"/>
         </w:rPr>
-        <w:t>“Nota 90,48%, quatro erros que nem são do IFAL. Parece um site conforme. Mas nenhuma dessas ferramentas olha para o que vem agora.”</w:t>
+        <w:t>“Nota 90,48% e os erros do WAVE nem são do IFAL. Parece um site conforme. Mas nenhuma dessas ferramentas olha para o que vem agora.”</w:t>
       </w:r>
     </w:p>
     <w:p>
@@ -692,7 +692,7 @@
           <w:color w:val="1A1A1A"/>
           <w:sz w:val="23"/>
         </w:rPr>
-        <w:t>Também o axe-core 4.10.2, motor das extensões WAVE e Lighthouse: zero violações A/AA. Está no relatório, seção 4.4.</w:t>
+        <w:t>Também o axe-core 4.10.2, da Deque, motor do Lighthouse: zero violações A/AA. O WAVE tem motor próprio, do WebAIM. Está no relatório, seção 4.4.</w:t>
       </w:r>
     </w:p>
     <w:p>

--- a/COLA_APRESENTACAO.docx
+++ b/COLA_APRESENTACAO.docx
@@ -45,7 +45,7 @@
           <w:color w:val="555555"/>
           <w:sz w:val="23"/>
         </w:rPr>
-        <w:t xml:space="preserve">  — por 1.4.1 (slide ativo só pela cor) e 2.2.2 (banner sem pausa). Uma falha de Nível A derruba a conformidade em qualquer nível.</w:t>
+        <w:t xml:space="preserve">  — 3 falhas de Nível A: 1.3.1 (contato sem cabeçalho algum), 1.4.1 (slide ativo só pela cor) e 2.2.2 (banner sem pausa). As duas do banner nenhuma ferramenta automática pegou. Uma falha de Nível A derruba a conformidade em qualquer nível.</w:t>
       </w:r>
     </w:p>
     <w:p>
@@ -547,7 +547,7 @@
           <w:color w:val="1A1A1A"/>
           <w:sz w:val="23"/>
         </w:rPr>
-        <w:t>“Não atinge o Nível A por dois critérios. E os dois têm correção de baixo custo.”</w:t>
+        <w:t>“Não atinge o Nível A. E os dois critérios que nenhuma ferramenta pegou têm correção de baixo custo.”</w:t>
       </w:r>
     </w:p>
     <w:p>
@@ -596,7 +596,7 @@
           <w:color w:val="1A1A1A"/>
           <w:sz w:val="23"/>
         </w:rPr>
-        <w:t>Mede aderência ao eMAG, não conformidade WCAG. Não testa 2.2.2 nem 1.4.1 — os dois que derrubam o Nível A.</w:t>
+        <w:t>Mede aderência ao eMAG, não conformidade WCAG. Não testa 2.2.2 nem 1.4.1 — dois dos três de Nível A que o portal não atende.</w:t>
       </w:r>
     </w:p>
     <w:p>
